--- a/Manual_de_Usuario_Acompanarte.docx
+++ b/Manual_de_Usuario_Acompanarte.docx
@@ -267,7 +267,7 @@
           <w:sz w:val="22"/>
           <w:szCs w:val="22"/>
         </w:rPr>
-        <w:t xml:space="preserve">Para acceder al sistema, ingresá tu correo electrónico y contraseña en el formulario de login. El sistema detecta automáticamente tu rol y te redirige al panel correspondiente.</w:t>
+        <w:t xml:space="preserve">La pantalla de login presenta un diseño de dos paneles. El panel izquierdo muestra la identidad de la plataforma y el botón de acceso al Asistente TEA público, siempre visible sin necesidad de desplazarse. El panel derecho contiene el formulario de ingreso: selector de perfil, correo electrónico y contraseña.</w:t>
       </w:r>
     </w:p>
     <w:p>
@@ -329,39 +329,39 @@
           <w:sz w:val="18"/>
           <w:szCs w:val="18"/>
         </w:rPr>
-        <w:t xml:space="preserve">Figura 2.1 — Pantalla de login con acceso al Asistente TEA público</w:t>
-      </w:r>
-    </w:p>
-    <w:p>
-      <w:pPr>
-        <w:pStyle w:val="ListParagraph"/>
-        <w:numPr>
-          <w:ilvl w:val="0"/>
-          <w:numId w:val="2"/>
-        </w:numPr>
-      </w:pPr>
-      <w:r>
-        <w:rPr>
-          <w:sz w:val="22"/>
-          <w:szCs w:val="22"/>
-        </w:rPr>
-        <w:t xml:space="preserve">Ingresá tu correo electrónico en el campo "Email".</w:t>
-      </w:r>
-    </w:p>
-    <w:p>
-      <w:pPr>
-        <w:pStyle w:val="ListParagraph"/>
-        <w:numPr>
-          <w:ilvl w:val="0"/>
-          <w:numId w:val="2"/>
-        </w:numPr>
-      </w:pPr>
-      <w:r>
-        <w:rPr>
-          <w:sz w:val="22"/>
-          <w:szCs w:val="22"/>
-        </w:rPr>
-        <w:t xml:space="preserve">Ingresá tu contraseña y hacé clic en "Ingresar al sistema".</w:t>
+        <w:t xml:space="preserve">Figura 2.1 — Pantalla de login rediseñada: panel izquierdo con branding y acceso al Asistente TEA público; panel derecho con selector de perfil y formulario de ingreso</w:t>
+      </w:r>
+    </w:p>
+    <w:p>
+      <w:pPr>
+        <w:pStyle w:val="ListParagraph"/>
+        <w:numPr>
+          <w:ilvl w:val="0"/>
+          <w:numId w:val="2"/>
+        </w:numPr>
+      </w:pPr>
+      <w:r>
+        <w:rPr>
+          <w:sz w:val="22"/>
+          <w:szCs w:val="22"/>
+        </w:rPr>
+        <w:t xml:space="preserve">Seleccioná tu perfil en el selector de rol: Familia, Ter. Interno, Ter. Externo o Admin.</w:t>
+      </w:r>
+    </w:p>
+    <w:p>
+      <w:pPr>
+        <w:pStyle w:val="ListParagraph"/>
+        <w:numPr>
+          <w:ilvl w:val="0"/>
+          <w:numId w:val="2"/>
+        </w:numPr>
+      </w:pPr>
+      <w:r>
+        <w:rPr>
+          <w:sz w:val="22"/>
+          <w:szCs w:val="22"/>
+        </w:rPr>
+        <w:t xml:space="preserve">Ingresá tu correo electrónico y contraseña, luego hacé clic en “Ingresar al sistema”.</w:t>
       </w:r>
     </w:p>
     <w:p>
@@ -403,7 +403,7 @@
           <w:sz w:val="20"/>
           <w:szCs w:val="20"/>
         </w:rPr>
-        <w:t xml:space="preserve">El botón "Consultar Asistente TEA" permite acceder al asistente público sin necesidad de iniciar sesión.</w:t>
+        <w:t xml:space="preserve">El botón “Consultar al Asistente TEA — sin registrarse”, ubicado en el panel izquierdo, permite acceder al asistente público sin necesidad de tener cuenta. Está siempre visible sin hacer scroll.</w:t>
       </w:r>
     </w:p>
     <w:p>
@@ -605,7 +605,7 @@
           <w:sz w:val="22"/>
           <w:szCs w:val="22"/>
         </w:rPr>
-        <w:t xml:space="preserve">Al iniciar sesión, el familiar accede a su panel de inicio con un resumen de la actividad reciente y accesos rápidos a las secciones principales.</w:t>
+        <w:t xml:space="preserve">Al iniciar sesión, el familiar accede a su panel de inicio con un resumen de la actividad reciente y accesos rápidos a las secciones principales. Si es el primer ingreso con una contraseña temporal asignada por el terapeuta, el sistema solicitará cambiarla antes de continuar.</w:t>
       </w:r>
     </w:p>
     <w:p>
@@ -3655,6 +3655,90 @@
         </w:rPr>
         <w:t xml:space="preserve">El log de auditoría no puede ser modificado ni eliminado por ningún usuario.</w:t>
       </w:r>
+    </w:p>
+    <w:p>
+      <w:pPr>
+        <w:pStyle w:val="Heading2"/>
+        <w:spacing w:after="120" w:before="320"/>
+      </w:pPr>
+      <w:r>
+        <w:rPr>
+          <w:b/>
+          <w:bCs/>
+          <w:color w:val="2E75B6"/>
+          <w:sz w:val="28"/>
+          <w:szCs w:val="28"/>
+        </w:rPr>
+        <w:t xml:space="preserve">6.6 Base de Conocimiento</w:t>
+      </w:r>
+    </w:p>
+    <w:p>
+      <w:pPr>
+        <w:spacing w:after="80" w:before="80"/>
+      </w:pPr>
+      <w:r>
+        <w:rPr>
+          <w:sz w:val="22"/>
+          <w:szCs w:val="22"/>
+        </w:rPr>
+        <w:t xml:space="preserve">Desde esta sección el administrador gestiona los recursos clínicos que utiliza el asistente IA como base de conocimiento: guías de intervención, documentos de referencia y material sobre TEA.</w:t>
+      </w:r>
+    </w:p>
+    <w:p>
+      <w:pPr>
+        <w:pStyle w:val="ListParagraph"/>
+        <w:numPr>
+          <w:ilvl w:val="0"/>
+          <w:numId w:val="2"/>
+        </w:numPr>
+      </w:pPr>
+      <w:r>
+        <w:rPr>
+          <w:sz w:val="22"/>
+          <w:szCs w:val="22"/>
+        </w:rPr>
+        <w:t xml:space="preserve">Visualizá todos los recursos cargados por los terapeutas internos, tanto validados como pendientes de validación.</w:t>
+      </w:r>
+    </w:p>
+    <w:p>
+      <w:pPr>
+        <w:pStyle w:val="ListParagraph"/>
+        <w:numPr>
+          <w:ilvl w:val="0"/>
+          <w:numId w:val="2"/>
+        </w:numPr>
+      </w:pPr>
+      <w:r>
+        <w:rPr>
+          <w:sz w:val="22"/>
+          <w:szCs w:val="22"/>
+        </w:rPr>
+        <w:t xml:space="preserve">Los recursos validados son utilizados por el asistente IA para enriquecer sus respuestas; los pendientes quedan en espera hasta ser aprobados.</w:t>
+      </w:r>
+    </w:p>
+    <w:p>
+      <w:pPr>
+        <w:pStyle w:val="ListParagraph"/>
+        <w:numPr>
+          <w:ilvl w:val="0"/>
+          <w:numId w:val="2"/>
+        </w:numPr>
+      </w:pPr>
+      <w:r>
+        <w:rPr>
+          <w:sz w:val="22"/>
+          <w:szCs w:val="22"/>
+        </w:rPr>
+        <w:t xml:space="preserve">El indicador de color distingue el estado de cada recurso: verde para validado, ámbar para pendiente.</w:t>
+      </w:r>
+    </w:p>
+    <w:p>
+      <w:pPr>
+        <w:pBdr>
+          <w:bottom w:val="single" w:color="DDDDDD" w:sz="4" w:space="6"/>
+        </w:pBdr>
+        <w:spacing w:after="160" w:before="160"/>
+      </w:pPr>
     </w:p>
     <w:p>
       <w:pPr>
